--- a/docs/customer-documents/federal-aan-series/federal-aan-conmon-gap-roadmap.docx
+++ b/docs/customer-documents/federal-aan-series/federal-aan-conmon-gap-roadmap.docx
@@ -20,7 +20,7 @@
           <w:b/>
           <w:bCs/>
         </w:rPr>
-        <w:t xml:space="preserve">As of July 7, 2026 — Internal UIAO Working Document</w:t>
+        <w:t xml:space="preserve">As of July 7, 2026 — Internal Working Document (governance-engine program)</w:t>
       </w:r>
     </w:p>
     <w:p>
@@ -38,7 +38,7 @@
         <w:t xml:space="preserve"> </w:t>
       </w:r>
       <w:r>
-        <w:t xml:space="preserve">2026-07-07 15:18 ET</w:t>
+        <w:t xml:space="preserve">2026-07-18 10:02 ET</w:t>
       </w:r>
     </w:p>
     <w:p>
@@ -155,7 +155,7 @@
         <w:rPr>
           <w:rStyle w:val="VerbatimChar"/>
         </w:rPr>
-        <w:t xml:space="preserve">uiao oscal bundle</w:t>
+        <w:t xml:space="preserve">&lt;engine&gt; oscal bundle</w:t>
       </w:r>
       <w:r>
         <w:t xml:space="preserve">.</w:t>
@@ -5197,7 +5197,7 @@
               <w:rPr>
                 <w:rStyle w:val="VerbatimChar"/>
               </w:rPr>
-              <w:t xml:space="preserve">uiao oscal bundle</w:t>
+              <w:t xml:space="preserve">&lt;engine&gt; oscal bundle</w:t>
             </w:r>
             <w:r>
               <w:t xml:space="preserve">)</w:t>
@@ -6008,13 +6008,16 @@
         <w:t xml:space="preserve"> </w:t>
       </w:r>
       <w:r>
-        <w:t xml:space="preserve">(</w:t>
+        <w:t xml:space="preserve">(the host repo’s</w:t>
+      </w:r>
+      <w:r>
+        <w:t xml:space="preserve"> </w:t>
       </w:r>
       <w:r>
         <w:rPr>
           <w:rStyle w:val="VerbatimChar"/>
         </w:rPr>
-        <w:t xml:space="preserve">src/uiao/oscal/ksi_ar.py</w:t>
+        <w:t xml:space="preserve">oscal/ksi_ar.py</w:t>
       </w:r>
       <w:r>
         <w:t xml:space="preserve"> </w:t>
@@ -6029,7 +6032,7 @@
         <w:rPr>
           <w:rStyle w:val="VerbatimChar"/>
         </w:rPr>
-        <w:t xml:space="preserve">uiao oscal ksi-ar</w:t>
+        <w:t xml:space="preserve">&lt;engine&gt; oscal ksi-ar</w:t>
       </w:r>
       <w:r>
         <w:t xml:space="preserve"> </w:t>
@@ -6159,7 +6162,7 @@
         <w:rPr>
           <w:rStyle w:val="VerbatimChar"/>
         </w:rPr>
-        <w:t xml:space="preserve">uiao oscal bundle</w:t>
+        <w:t xml:space="preserve">&lt;engine&gt; oscal bundle</w:t>
       </w:r>
       <w:r>
         <w:t xml:space="preserve">; BOD 26-04 milestones wired)</w:t>
@@ -6515,7 +6518,7 @@
         <w:rPr>
           <w:rStyle w:val="VerbatimChar"/>
         </w:rPr>
-        <w:t xml:space="preserve">uiao oscal scuba-verdicts</w:t>
+        <w:t xml:space="preserve">&lt;engine&gt; oscal scuba-verdicts</w:t>
       </w:r>
       <w:r>
         <w:t xml:space="preserve"> </w:t>
@@ -6736,7 +6739,7 @@
         <w:rPr>
           <w:rStyle w:val="VerbatimChar"/>
         </w:rPr>
-        <w:t xml:space="preserve">uiao oscal bundle</w:t>
+        <w:t xml:space="preserve">&lt;engine&gt; oscal bundle</w:t>
       </w:r>
       <w:r>
         <w:t xml:space="preserve"> </w:t>
@@ -6955,7 +6958,7 @@
               <w:rPr>
                 <w:rStyle w:val="VerbatimChar"/>
               </w:rPr>
-              <w:t xml:space="preserve">uiao oscal bundle</w:t>
+              <w:t xml:space="preserve">&lt;engine&gt; oscal bundle</w:t>
             </w:r>
             <w:r>
               <w:t xml:space="preserve"> </w:t>
@@ -6983,7 +6986,7 @@
           <w:i/>
           <w:iCs/>
         </w:rPr>
-        <w:t xml:space="preserve">This document is an internal UIAO working artifact. It does not constitute an</w:t>
+        <w:t xml:space="preserve">This document is an internal working artifact of the governance-engine program. It does not constitute an</w:t>
       </w:r>
       <w:r>
         <w:rPr>
